--- a/lab2/ОТЧЁТ ПО ЛАБОРАТОРНОЙ РАБОТЕ 2.docx
+++ b/lab2/ОТЧЁТ ПО ЛАБОРАТОРНОЙ РАБОТЕ 2.docx
@@ -1,6 +1,6 @@
 
 <file path=word/document.xml><?xml version="1.0" encoding="utf-8"?>
-<w:document xmlns:wpc="http://schemas.microsoft.com/office/word/2010/wordprocessingCanvas" xmlns:cx="http://schemas.microsoft.com/office/drawing/2014/chartex" xmlns:cx1="http://schemas.microsoft.com/office/drawing/2015/9/8/chartex" xmlns:cx2="http://schemas.microsoft.com/office/drawing/2015/10/21/chartex" xmlns:cx3="http://schemas.microsoft.com/office/drawing/2016/5/9/chartex" xmlns:cx4="http://schemas.microsoft.com/office/drawing/2016/5/10/chartex" xmlns:cx5="http://schemas.microsoft.com/office/drawing/2016/5/11/chartex" xmlns:cx6="http://schemas.microsoft.com/office/drawing/2016/5/12/chartex" xmlns:cx7="http://schemas.microsoft.com/office/drawing/2016/5/13/chartex" xmlns:cx8="http://schemas.microsoft.com/office/drawing/2016/5/14/chartex" xmlns:mc="http://schemas.openxmlformats.org/markup-compatibility/2006" xmlns:aink="http://schemas.microsoft.com/office/drawing/2016/ink" xmlns:am3d="http://schemas.microsoft.com/office/drawing/2017/model3d" xmlns:o="urn:schemas-microsoft-com:office:office" xmlns:oel="http://schemas.microsoft.com/office/2019/extlst" xmlns:r="http://schemas.openxmlformats.org/officeDocument/2006/relationships" xmlns:m="http://schemas.openxmlformats.org/officeDocument/2006/math" xmlns:v="urn:schemas-microsoft-com:vml" xmlns:wp14="http://schemas.microsoft.com/office/word/2010/wordprocessingDrawing" xmlns:wp="http://schemas.openxmlformats.org/drawingml/2006/wordprocessingDrawing" xmlns:w10="urn:schemas-microsoft-com:office:word" xmlns:w="http://schemas.openxmlformats.org/wordprocessingml/2006/main" xmlns:w14="http://schemas.microsoft.com/office/word/2010/wordml" xmlns:w15="http://schemas.microsoft.com/office/word/2012/wordml" xmlns:w16cex="http://schemas.microsoft.com/office/word/2018/wordml/cex" xmlns:w16cid="http://schemas.microsoft.com/office/word/2016/wordml/cid" xmlns:w16="http://schemas.microsoft.com/office/word/2018/wordml" xmlns:w16du="http://schemas.microsoft.com/office/word/2023/wordml/word16du" xmlns:w16sdtdh="http://schemas.microsoft.com/office/word/2020/wordml/sdtdatahash" xmlns:w16sdtfl="http://schemas.microsoft.com/office/word/2024/wordml/sdtformatlock" xmlns:w16se="http://schemas.microsoft.com/office/word/2015/wordml/symex" xmlns:wpg="http://schemas.microsoft.com/office/word/2010/wordprocessingGroup" xmlns:wpi="http://schemas.microsoft.com/office/word/2010/wordprocessingInk" xmlns:wne="http://schemas.microsoft.com/office/word/2006/wordml" xmlns:wps="http://schemas.microsoft.com/office/word/2010/wordprocessingShape" mc:Ignorable="w14 w15 w16se w16cid w16 w16cex w16sdtdh w16sdtfl w16du wp14">
+<w:document xmlns:wpc="http://schemas.microsoft.com/office/word/2010/wordprocessingCanvas" xmlns:cx="http://schemas.microsoft.com/office/drawing/2014/chartex" xmlns:mc="http://schemas.openxmlformats.org/markup-compatibility/2006" xmlns:o="urn:schemas-microsoft-com:office:office" xmlns:r="http://schemas.openxmlformats.org/officeDocument/2006/relationships" xmlns:m="http://schemas.openxmlformats.org/officeDocument/2006/math" xmlns:v="urn:schemas-microsoft-com:vml" xmlns:wp14="http://schemas.microsoft.com/office/word/2010/wordprocessingDrawing" xmlns:wp="http://schemas.openxmlformats.org/drawingml/2006/wordprocessingDrawing" xmlns:w10="urn:schemas-microsoft-com:office:word" xmlns:w="http://schemas.openxmlformats.org/wordprocessingml/2006/main" xmlns:w14="http://schemas.microsoft.com/office/word/2010/wordml" xmlns:w15="http://schemas.microsoft.com/office/word/2012/wordml" xmlns:w16se="http://schemas.microsoft.com/office/word/2015/wordml/symex" xmlns:wpg="http://schemas.microsoft.com/office/word/2010/wordprocessingGroup" xmlns:wpi="http://schemas.microsoft.com/office/word/2010/wordprocessingInk" xmlns:wne="http://schemas.microsoft.com/office/word/2006/wordml" xmlns:wps="http://schemas.microsoft.com/office/word/2010/wordprocessingShape" mc:Ignorable="w14 w15 w16se wp14">
   <w:body>
     <w:p>
       <w:pPr>
@@ -57,18 +57,19 @@
         </w:numPr>
       </w:pPr>
       <w:r>
-        <w:t>Изучить методы анализа и обработки гистограмм изображений (линейное контрастирование и эквализация).</w:t>
-      </w:r>
-    </w:p>
-    <w:p>
-      <w:pPr>
-        <w:numPr>
-          <w:ilvl w:val="0"/>
-          <w:numId w:val="8"/>
-        </w:numPr>
-      </w:pPr>
-      <w:r>
-        <w:t>Освоить методы повышения контраста для цветных изображений (сравнить обработку в пространствах RGB и HSV).</w:t>
+        <w:t xml:space="preserve">Изучить методы анализа и обработки гистограмм изображений (линейное </w:t>
+      </w:r>
+      <w:r>
+        <w:t>контрастирование и эквализация</w:t>
+      </w:r>
+      <w:r>
+        <w:rPr>
+          <w:lang w:val="ru-RU"/>
+        </w:rPr>
+        <w:t xml:space="preserve"> </w:t>
+      </w:r>
+      <w:r>
+        <w:t>сравнить обработку в пространствах RGB и HSV).</w:t>
       </w:r>
     </w:p>
     <w:p>
@@ -321,7 +322,6 @@
     </w:p>
     <w:p>
       <w:r>
-        <w:lastRenderedPageBreak/>
         <w:t>Для программной реализации были использованы следующие формулы:</w:t>
       </w:r>
     </w:p>
@@ -335,7 +335,11 @@
       </w:r>
       <w:r>
         <w:br/>
-        <w:t>Для защиты от шумовых выбросов вместо абсолютных минимума и максимума используются перцентили (например, 1% и 99%):</w:t>
+        <w:t xml:space="preserve">Для защиты от шумовых выбросов вместо абсолютных минимума и максимума </w:t>
+      </w:r>
+      <w:r>
+        <w:lastRenderedPageBreak/>
+        <w:t>используются перцентили (например, 1% и 99%):</w:t>
       </w:r>
       <w:r>
         <w:br/>
@@ -1540,7 +1544,12 @@
         <w:t>Tkinter</w:t>
       </w:r>
       <w:r>
-        <w:t xml:space="preserve"> для создания классического десктопного интерфейса. Для отрисовки и встраивания графиков гистограмм прямо в окно программы используется библиотека </w:t>
+        <w:t xml:space="preserve"> для создания классического десктопного интерфейса. Для отрисовки и встраивания графиков гистограмм прямо в окно програ</w:t>
+      </w:r>
+      <w:bookmarkStart w:id="0" w:name="_GoBack"/>
+      <w:bookmarkEnd w:id="0"/>
+      <w:r>
+        <w:t xml:space="preserve">ммы используется библиотека </w:t>
       </w:r>
       <w:r>
         <w:rPr>
@@ -1618,7 +1627,6 @@
           <w:b/>
           <w:bCs/>
         </w:rPr>
-        <w:lastRenderedPageBreak/>
         <w:t>Две вкладки:</w:t>
       </w:r>
       <w:r>
@@ -1655,6 +1663,7 @@
           <w:b/>
           <w:bCs/>
         </w:rPr>
+        <w:lastRenderedPageBreak/>
         <w:t>Синхронный анализ:</w:t>
       </w:r>
       <w:r>
@@ -1757,11 +1766,7 @@
         <w:t>Практическая ценность и объективные метрики:</w:t>
       </w:r>
       <w:r>
-        <w:t xml:space="preserve"> Созданное десктопное приложение с интуитивно понятным интерфейсом и встроенной базой тестовых изображений позволяет наглядно убедиться, что визуальная оценка субъективна. Использование встроенных метрик (энтропии и оценки градиента) подтверждает, что после ВЧ-фильтрации резкость (sharpness) </w:t>
-      </w:r>
-      <w:r>
-        <w:lastRenderedPageBreak/>
-        <w:t>закономерно возрастает, а после эквализации возрастает энтропия, что свидетельствует о более равномерном распределении информации.</w:t>
+        <w:t xml:space="preserve"> Созданное десктопное приложение с интуитивно понятным интерфейсом и встроенной базой тестовых изображений позволяет наглядно убедиться, что визуальная оценка субъективна. Использование встроенных метрик (энтропии и оценки градиента) подтверждает, что после ВЧ-фильтрации резкость (sharpness) закономерно возрастает, а после эквализации возрастает энтропия, что свидетельствует о более равномерном распределении информации.</w:t>
       </w:r>
     </w:p>
     <w:p/>
@@ -1776,7 +1781,7 @@
 </file>
 
 <file path=word/numbering.xml><?xml version="1.0" encoding="utf-8"?>
-<w:numbering xmlns:wpc="http://schemas.microsoft.com/office/word/2010/wordprocessingCanvas" xmlns:cx="http://schemas.microsoft.com/office/drawing/2014/chartex" xmlns:cx1="http://schemas.microsoft.com/office/drawing/2015/9/8/chartex" xmlns:cx2="http://schemas.microsoft.com/office/drawing/2015/10/21/chartex" xmlns:cx3="http://schemas.microsoft.com/office/drawing/2016/5/9/chartex" xmlns:cx4="http://schemas.microsoft.com/office/drawing/2016/5/10/chartex" xmlns:cx5="http://schemas.microsoft.com/office/drawing/2016/5/11/chartex" xmlns:cx6="http://schemas.microsoft.com/office/drawing/2016/5/12/chartex" xmlns:cx7="http://schemas.microsoft.com/office/drawing/2016/5/13/chartex" xmlns:cx8="http://schemas.microsoft.com/office/drawing/2016/5/14/chartex" xmlns:mc="http://schemas.openxmlformats.org/markup-compatibility/2006" xmlns:aink="http://schemas.microsoft.com/office/drawing/2016/ink" xmlns:am3d="http://schemas.microsoft.com/office/drawing/2017/model3d" xmlns:o="urn:schemas-microsoft-com:office:office" xmlns:oel="http://schemas.microsoft.com/office/2019/extlst" xmlns:r="http://schemas.openxmlformats.org/officeDocument/2006/relationships" xmlns:m="http://schemas.openxmlformats.org/officeDocument/2006/math" xmlns:v="urn:schemas-microsoft-com:vml" xmlns:wp14="http://schemas.microsoft.com/office/word/2010/wordprocessingDrawing" xmlns:wp="http://schemas.openxmlformats.org/drawingml/2006/wordprocessingDrawing" xmlns:w10="urn:schemas-microsoft-com:office:word" xmlns:w="http://schemas.openxmlformats.org/wordprocessingml/2006/main" xmlns:w14="http://schemas.microsoft.com/office/word/2010/wordml" xmlns:w15="http://schemas.microsoft.com/office/word/2012/wordml" xmlns:w16cex="http://schemas.microsoft.com/office/word/2018/wordml/cex" xmlns:w16cid="http://schemas.microsoft.com/office/word/2016/wordml/cid" xmlns:w16="http://schemas.microsoft.com/office/word/2018/wordml" xmlns:w16du="http://schemas.microsoft.com/office/word/2023/wordml/word16du" xmlns:w16sdtdh="http://schemas.microsoft.com/office/word/2020/wordml/sdtdatahash" xmlns:w16sdtfl="http://schemas.microsoft.com/office/word/2024/wordml/sdtformatlock" xmlns:w16se="http://schemas.microsoft.com/office/word/2015/wordml/symex" xmlns:wpg="http://schemas.microsoft.com/office/word/2010/wordprocessingGroup" xmlns:wpi="http://schemas.microsoft.com/office/word/2010/wordprocessingInk" xmlns:wne="http://schemas.microsoft.com/office/word/2006/wordml" xmlns:wps="http://schemas.microsoft.com/office/word/2010/wordprocessingShape" mc:Ignorable="w14 w15 w16se w16cid w16 w16cex w16sdtdh w16sdtfl w16du wp14">
+<w:numbering xmlns:wpc="http://schemas.microsoft.com/office/word/2010/wordprocessingCanvas" xmlns:cx="http://schemas.microsoft.com/office/drawing/2014/chartex" xmlns:mc="http://schemas.openxmlformats.org/markup-compatibility/2006" xmlns:o="urn:schemas-microsoft-com:office:office" xmlns:r="http://schemas.openxmlformats.org/officeDocument/2006/relationships" xmlns:m="http://schemas.openxmlformats.org/officeDocument/2006/math" xmlns:v="urn:schemas-microsoft-com:vml" xmlns:wp14="http://schemas.microsoft.com/office/word/2010/wordprocessingDrawing" xmlns:wp="http://schemas.openxmlformats.org/drawingml/2006/wordprocessingDrawing" xmlns:w10="urn:schemas-microsoft-com:office:word" xmlns:w="http://schemas.openxmlformats.org/wordprocessingml/2006/main" xmlns:w14="http://schemas.microsoft.com/office/word/2010/wordml" xmlns:w15="http://schemas.microsoft.com/office/word/2012/wordml" xmlns:w16se="http://schemas.microsoft.com/office/word/2015/wordml/symex" xmlns:wpg="http://schemas.microsoft.com/office/word/2010/wordprocessingGroup" xmlns:wpi="http://schemas.microsoft.com/office/word/2010/wordprocessingInk" xmlns:wne="http://schemas.microsoft.com/office/word/2006/wordml" xmlns:wps="http://schemas.microsoft.com/office/word/2010/wordprocessingShape" mc:Ignorable="w14 w15 w16se wp14">
   <w:abstractNum w:abstractNumId="0" w15:restartNumberingAfterBreak="0">
     <w:nsid w:val="03DA777B"/>
     <w:multiLevelType w:val="multilevel"/>
@@ -3575,46 +3580,46 @@
       </w:pPr>
     </w:lvl>
   </w:abstractNum>
-  <w:num w:numId="1" w16cid:durableId="1123116446">
+  <w:num w:numId="1">
     <w:abstractNumId w:val="13"/>
   </w:num>
-  <w:num w:numId="2" w16cid:durableId="424689311">
+  <w:num w:numId="2">
     <w:abstractNumId w:val="1"/>
   </w:num>
-  <w:num w:numId="3" w16cid:durableId="161092147">
+  <w:num w:numId="3">
     <w:abstractNumId w:val="7"/>
   </w:num>
-  <w:num w:numId="4" w16cid:durableId="1413821795">
+  <w:num w:numId="4">
     <w:abstractNumId w:val="8"/>
   </w:num>
-  <w:num w:numId="5" w16cid:durableId="775906009">
+  <w:num w:numId="5">
     <w:abstractNumId w:val="0"/>
   </w:num>
-  <w:num w:numId="6" w16cid:durableId="2123451286">
+  <w:num w:numId="6">
     <w:abstractNumId w:val="10"/>
   </w:num>
-  <w:num w:numId="7" w16cid:durableId="422724403">
+  <w:num w:numId="7">
     <w:abstractNumId w:val="11"/>
   </w:num>
-  <w:num w:numId="8" w16cid:durableId="1540239417">
+  <w:num w:numId="8">
     <w:abstractNumId w:val="6"/>
   </w:num>
-  <w:num w:numId="9" w16cid:durableId="1103956391">
+  <w:num w:numId="9">
     <w:abstractNumId w:val="2"/>
   </w:num>
-  <w:num w:numId="10" w16cid:durableId="686062004">
+  <w:num w:numId="10">
     <w:abstractNumId w:val="4"/>
   </w:num>
-  <w:num w:numId="11" w16cid:durableId="297345623">
+  <w:num w:numId="11">
     <w:abstractNumId w:val="3"/>
   </w:num>
-  <w:num w:numId="12" w16cid:durableId="545138832">
+  <w:num w:numId="12">
     <w:abstractNumId w:val="5"/>
   </w:num>
-  <w:num w:numId="13" w16cid:durableId="19203438">
+  <w:num w:numId="13">
     <w:abstractNumId w:val="9"/>
   </w:num>
-  <w:num w:numId="14" w16cid:durableId="1554846658">
+  <w:num w:numId="14">
     <w:abstractNumId w:val="12"/>
   </w:num>
   <w:numIdMacAtCleanup w:val="7"/>
@@ -3622,7 +3627,7 @@
 </file>
 
 <file path=word/styles.xml><?xml version="1.0" encoding="utf-8"?>
-<w:styles xmlns:mc="http://schemas.openxmlformats.org/markup-compatibility/2006" xmlns:r="http://schemas.openxmlformats.org/officeDocument/2006/relationships" xmlns:w="http://schemas.openxmlformats.org/wordprocessingml/2006/main" xmlns:w14="http://schemas.microsoft.com/office/word/2010/wordml" xmlns:w15="http://schemas.microsoft.com/office/word/2012/wordml" xmlns:w16cex="http://schemas.microsoft.com/office/word/2018/wordml/cex" xmlns:w16cid="http://schemas.microsoft.com/office/word/2016/wordml/cid" xmlns:w16="http://schemas.microsoft.com/office/word/2018/wordml" xmlns:w16du="http://schemas.microsoft.com/office/word/2023/wordml/word16du" xmlns:w16sdtdh="http://schemas.microsoft.com/office/word/2020/wordml/sdtdatahash" xmlns:w16sdtfl="http://schemas.microsoft.com/office/word/2024/wordml/sdtformatlock" xmlns:w16se="http://schemas.microsoft.com/office/word/2015/wordml/symex" mc:Ignorable="w14 w15 w16se w16cid w16 w16cex w16sdtdh w16sdtfl w16du">
+<w:styles xmlns:mc="http://schemas.openxmlformats.org/markup-compatibility/2006" xmlns:r="http://schemas.openxmlformats.org/officeDocument/2006/relationships" xmlns:w="http://schemas.openxmlformats.org/wordprocessingml/2006/main" xmlns:w14="http://schemas.microsoft.com/office/word/2010/wordml" xmlns:w15="http://schemas.microsoft.com/office/word/2012/wordml" xmlns:w16se="http://schemas.microsoft.com/office/word/2015/wordml/symex" mc:Ignorable="w14 w15 w16se">
   <w:docDefaults>
     <w:rPrDefault>
       <w:rPr>
@@ -3630,7 +3635,7 @@
         <w:kern w:val="2"/>
         <w:sz w:val="24"/>
         <w:szCs w:val="24"/>
-        <w:lang w:val="ru-BY" w:eastAsia="en-US" w:bidi="ar-SA"/>
+        <w:lang w:eastAsia="en-US" w:bidi="ar-SA"/>
         <w14:ligatures w14:val="standardContextual"/>
       </w:rPr>
     </w:rPrDefault>
@@ -3640,7 +3645,7 @@
       </w:pPr>
     </w:pPrDefault>
   </w:docDefaults>
-  <w:latentStyles w:defLockedState="0" w:defUIPriority="99" w:defSemiHidden="0" w:defUnhideWhenUsed="0" w:defQFormat="0" w:count="376">
+  <w:latentStyles w:defLockedState="0" w:defUIPriority="99" w:defSemiHidden="0" w:defUnhideWhenUsed="0" w:defQFormat="0" w:count="371">
     <w:lsdException w:name="Normal" w:uiPriority="0" w:qFormat="1"/>
     <w:lsdException w:name="heading 1" w:uiPriority="9" w:qFormat="1"/>
     <w:lsdException w:name="heading 2" w:semiHidden="1" w:uiPriority="9" w:unhideWhenUsed="1" w:qFormat="1"/>
@@ -4012,11 +4017,6 @@
     <w:lsdException w:name="List Table 5 Dark Accent 6" w:uiPriority="50"/>
     <w:lsdException w:name="List Table 6 Colorful Accent 6" w:uiPriority="51"/>
     <w:lsdException w:name="List Table 7 Colorful Accent 6" w:uiPriority="52"/>
-    <w:lsdException w:name="Mention" w:semiHidden="1" w:unhideWhenUsed="1"/>
-    <w:lsdException w:name="Smart Hyperlink" w:semiHidden="1" w:unhideWhenUsed="1"/>
-    <w:lsdException w:name="Hashtag" w:semiHidden="1" w:unhideWhenUsed="1"/>
-    <w:lsdException w:name="Unresolved Mention" w:semiHidden="1" w:unhideWhenUsed="1"/>
-    <w:lsdException w:name="Smart Link" w:semiHidden="1" w:unhideWhenUsed="1"/>
   </w:latentStyles>
   <w:style w:type="paragraph" w:default="1" w:styleId="a">
     <w:name w:val="Normal"/>
